--- a/docx4j-core-tests/src/test/resources/charts/authoring/p5w-remove-series-after.docx
+++ b/docx4j-core-tests/src/test/resources/charts/authoring/p5w-remove-series-after.docx
@@ -8,10 +8,10 @@
           <w:noProof/>
         </w:rPr>
         <w:drawing>
-          <wp:inline distT="0" distB="0" distL="0" distR="0" wp14:anchorId="526E27F7" wp14:editId="14A0D9C1">
+          <wp:inline distT="0" distB="0" distL="0" distR="0" wp14:anchorId="73227634" wp14:editId="18FF45B1">
             <wp:extent cx="5486400" cy="3200400"/>
             <wp:effectExtent l="0" t="0" r="0" b="0"/>
-            <wp:docPr id="1973705744" name="Chart 1"/>
+            <wp:docPr id="333565123" name="Chart 1"/>
             <wp:cNvGraphicFramePr/>
             <a:graphic xmlns:a="http://schemas.openxmlformats.org/drawingml/2006/main">
               <a:graphicData uri="http://schemas.openxmlformats.org/drawingml/2006/chart">
@@ -438,7 +438,7 @@
     <w:link w:val="Heading1Char"/>
     <w:uiPriority w:val="9"/>
     <w:qFormat/>
-    <w:rsid w:val="00916534"/>
+    <w:rsid w:val="003E2DB3"/>
     <w:pPr>
       <w:keepNext/>
       <w:keepLines/>
@@ -461,7 +461,7 @@
     <w:semiHidden/>
     <w:unhideWhenUsed/>
     <w:qFormat/>
-    <w:rsid w:val="00916534"/>
+    <w:rsid w:val="003E2DB3"/>
     <w:pPr>
       <w:keepNext/>
       <w:keepLines/>
@@ -484,7 +484,7 @@
     <w:semiHidden/>
     <w:unhideWhenUsed/>
     <w:qFormat/>
-    <w:rsid w:val="00916534"/>
+    <w:rsid w:val="003E2DB3"/>
     <w:pPr>
       <w:keepNext/>
       <w:keepLines/>
@@ -507,7 +507,7 @@
     <w:semiHidden/>
     <w:unhideWhenUsed/>
     <w:qFormat/>
-    <w:rsid w:val="00916534"/>
+    <w:rsid w:val="003E2DB3"/>
     <w:pPr>
       <w:keepNext/>
       <w:keepLines/>
@@ -530,7 +530,7 @@
     <w:semiHidden/>
     <w:unhideWhenUsed/>
     <w:qFormat/>
-    <w:rsid w:val="00916534"/>
+    <w:rsid w:val="003E2DB3"/>
     <w:pPr>
       <w:keepNext/>
       <w:keepLines/>
@@ -551,7 +551,7 @@
     <w:semiHidden/>
     <w:unhideWhenUsed/>
     <w:qFormat/>
-    <w:rsid w:val="00916534"/>
+    <w:rsid w:val="003E2DB3"/>
     <w:pPr>
       <w:keepNext/>
       <w:keepLines/>
@@ -574,7 +574,7 @@
     <w:semiHidden/>
     <w:unhideWhenUsed/>
     <w:qFormat/>
-    <w:rsid w:val="00916534"/>
+    <w:rsid w:val="003E2DB3"/>
     <w:pPr>
       <w:keepNext/>
       <w:keepLines/>
@@ -595,7 +595,7 @@
     <w:semiHidden/>
     <w:unhideWhenUsed/>
     <w:qFormat/>
-    <w:rsid w:val="00916534"/>
+    <w:rsid w:val="003E2DB3"/>
     <w:pPr>
       <w:keepNext/>
       <w:keepLines/>
@@ -618,7 +618,7 @@
     <w:semiHidden/>
     <w:unhideWhenUsed/>
     <w:qFormat/>
-    <w:rsid w:val="00916534"/>
+    <w:rsid w:val="003E2DB3"/>
     <w:pPr>
       <w:keepNext/>
       <w:keepLines/>
@@ -662,7 +662,7 @@
     <w:basedOn w:val="DefaultParagraphFont"/>
     <w:link w:val="Heading1"/>
     <w:uiPriority w:val="9"/>
-    <w:rsid w:val="00916534"/>
+    <w:rsid w:val="003E2DB3"/>
     <w:rPr>
       <w:rFonts w:asciiTheme="majorHAnsi" w:eastAsiaTheme="majorEastAsia" w:hAnsiTheme="majorHAnsi" w:cstheme="majorBidi"/>
       <w:color w:val="2F5496" w:themeColor="accent1" w:themeShade="BF"/>
@@ -676,7 +676,7 @@
     <w:link w:val="Heading2"/>
     <w:uiPriority w:val="9"/>
     <w:semiHidden/>
-    <w:rsid w:val="00916534"/>
+    <w:rsid w:val="003E2DB3"/>
     <w:rPr>
       <w:rFonts w:asciiTheme="majorHAnsi" w:eastAsiaTheme="majorEastAsia" w:hAnsiTheme="majorHAnsi" w:cstheme="majorBidi"/>
       <w:color w:val="2F5496" w:themeColor="accent1" w:themeShade="BF"/>
@@ -690,7 +690,7 @@
     <w:link w:val="Heading3"/>
     <w:uiPriority w:val="9"/>
     <w:semiHidden/>
-    <w:rsid w:val="00916534"/>
+    <w:rsid w:val="003E2DB3"/>
     <w:rPr>
       <w:rFonts w:eastAsiaTheme="majorEastAsia" w:cstheme="majorBidi"/>
       <w:color w:val="2F5496" w:themeColor="accent1" w:themeShade="BF"/>
@@ -704,7 +704,7 @@
     <w:link w:val="Heading4"/>
     <w:uiPriority w:val="9"/>
     <w:semiHidden/>
-    <w:rsid w:val="00916534"/>
+    <w:rsid w:val="003E2DB3"/>
     <w:rPr>
       <w:rFonts w:eastAsiaTheme="majorEastAsia" w:cstheme="majorBidi"/>
       <w:i/>
@@ -718,7 +718,7 @@
     <w:link w:val="Heading5"/>
     <w:uiPriority w:val="9"/>
     <w:semiHidden/>
-    <w:rsid w:val="00916534"/>
+    <w:rsid w:val="003E2DB3"/>
     <w:rPr>
       <w:rFonts w:eastAsiaTheme="majorEastAsia" w:cstheme="majorBidi"/>
       <w:color w:val="2F5496" w:themeColor="accent1" w:themeShade="BF"/>
@@ -730,7 +730,7 @@
     <w:link w:val="Heading6"/>
     <w:uiPriority w:val="9"/>
     <w:semiHidden/>
-    <w:rsid w:val="00916534"/>
+    <w:rsid w:val="003E2DB3"/>
     <w:rPr>
       <w:rFonts w:eastAsiaTheme="majorEastAsia" w:cstheme="majorBidi"/>
       <w:i/>
@@ -744,7 +744,7 @@
     <w:link w:val="Heading7"/>
     <w:uiPriority w:val="9"/>
     <w:semiHidden/>
-    <w:rsid w:val="00916534"/>
+    <w:rsid w:val="003E2DB3"/>
     <w:rPr>
       <w:rFonts w:eastAsiaTheme="majorEastAsia" w:cstheme="majorBidi"/>
       <w:color w:val="595959" w:themeColor="text1" w:themeTint="A6"/>
@@ -756,7 +756,7 @@
     <w:link w:val="Heading8"/>
     <w:uiPriority w:val="9"/>
     <w:semiHidden/>
-    <w:rsid w:val="00916534"/>
+    <w:rsid w:val="003E2DB3"/>
     <w:rPr>
       <w:rFonts w:eastAsiaTheme="majorEastAsia" w:cstheme="majorBidi"/>
       <w:i/>
@@ -770,7 +770,7 @@
     <w:link w:val="Heading9"/>
     <w:uiPriority w:val="9"/>
     <w:semiHidden/>
-    <w:rsid w:val="00916534"/>
+    <w:rsid w:val="003E2DB3"/>
     <w:rPr>
       <w:rFonts w:eastAsiaTheme="majorEastAsia" w:cstheme="majorBidi"/>
       <w:color w:val="272727" w:themeColor="text1" w:themeTint="D8"/>
@@ -783,7 +783,7 @@
     <w:link w:val="TitleChar"/>
     <w:uiPriority w:val="10"/>
     <w:qFormat/>
-    <w:rsid w:val="00916534"/>
+    <w:rsid w:val="003E2DB3"/>
     <w:pPr>
       <w:spacing w:after="80" w:line="240" w:lineRule="auto"/>
       <w:contextualSpacing/>
@@ -801,7 +801,7 @@
     <w:basedOn w:val="DefaultParagraphFont"/>
     <w:link w:val="Title"/>
     <w:uiPriority w:val="10"/>
-    <w:rsid w:val="00916534"/>
+    <w:rsid w:val="003E2DB3"/>
     <w:rPr>
       <w:rFonts w:asciiTheme="majorHAnsi" w:eastAsiaTheme="majorEastAsia" w:hAnsiTheme="majorHAnsi" w:cstheme="majorBidi"/>
       <w:spacing w:val="-10"/>
@@ -817,7 +817,7 @@
     <w:link w:val="SubtitleChar"/>
     <w:uiPriority w:val="11"/>
     <w:qFormat/>
-    <w:rsid w:val="00916534"/>
+    <w:rsid w:val="003E2DB3"/>
     <w:pPr>
       <w:numPr>
         <w:ilvl w:val="1"/>
@@ -836,7 +836,7 @@
     <w:basedOn w:val="DefaultParagraphFont"/>
     <w:link w:val="Subtitle"/>
     <w:uiPriority w:val="11"/>
-    <w:rsid w:val="00916534"/>
+    <w:rsid w:val="003E2DB3"/>
     <w:rPr>
       <w:rFonts w:eastAsiaTheme="majorEastAsia" w:cstheme="majorBidi"/>
       <w:color w:val="595959" w:themeColor="text1" w:themeTint="A6"/>
@@ -852,7 +852,7 @@
     <w:link w:val="QuoteChar"/>
     <w:uiPriority w:val="29"/>
     <w:qFormat/>
-    <w:rsid w:val="00916534"/>
+    <w:rsid w:val="003E2DB3"/>
     <w:pPr>
       <w:spacing w:before="160"/>
       <w:jc w:val="center"/>
@@ -868,7 +868,7 @@
     <w:basedOn w:val="DefaultParagraphFont"/>
     <w:link w:val="Quote"/>
     <w:uiPriority w:val="29"/>
-    <w:rsid w:val="00916534"/>
+    <w:rsid w:val="003E2DB3"/>
     <w:rPr>
       <w:i/>
       <w:iCs/>
@@ -880,7 +880,7 @@
     <w:basedOn w:val="Normal"/>
     <w:uiPriority w:val="34"/>
     <w:qFormat/>
-    <w:rsid w:val="00916534"/>
+    <w:rsid w:val="003E2DB3"/>
     <w:pPr>
       <w:ind w:left="720"/>
       <w:contextualSpacing/>
@@ -891,7 +891,7 @@
     <w:basedOn w:val="DefaultParagraphFont"/>
     <w:uiPriority w:val="21"/>
     <w:qFormat/>
-    <w:rsid w:val="00916534"/>
+    <w:rsid w:val="003E2DB3"/>
     <w:rPr>
       <w:i/>
       <w:iCs/>
@@ -905,7 +905,7 @@
     <w:link w:val="IntenseQuoteChar"/>
     <w:uiPriority w:val="30"/>
     <w:qFormat/>
-    <w:rsid w:val="00916534"/>
+    <w:rsid w:val="003E2DB3"/>
     <w:pPr>
       <w:pBdr>
         <w:top w:val="single" w:sz="4" w:space="10" w:color="2F5496" w:themeColor="accent1" w:themeShade="BF"/>
@@ -926,7 +926,7 @@
     <w:basedOn w:val="DefaultParagraphFont"/>
     <w:link w:val="IntenseQuote"/>
     <w:uiPriority w:val="30"/>
-    <w:rsid w:val="00916534"/>
+    <w:rsid w:val="003E2DB3"/>
     <w:rPr>
       <w:i/>
       <w:iCs/>
@@ -938,7 +938,7 @@
     <w:basedOn w:val="DefaultParagraphFont"/>
     <w:uiPriority w:val="32"/>
     <w:qFormat/>
-    <w:rsid w:val="00916534"/>
+    <w:rsid w:val="003E2DB3"/>
     <w:rPr>
       <w:b/>
       <w:bCs/>
@@ -1007,6 +1007,12 @@
           <c:tx>
             <c:strRef>
               <c:f>Sheet1!$B$1</c:f>
+              <c:strCache>
+                <c:ptCount val="1"/>
+                <c:pt idx="0">
+                  <c:v>Series 1</c:v>
+                </c:pt>
+              </c:strCache>
             </c:strRef>
           </c:tx>
           <c:spPr>
@@ -1020,18 +1026,49 @@
           </c:spPr>
           <c:invertIfNegative val="0"/>
           <c:cat>
-            <c:multiLvlStrRef>
+            <c:strRef>
               <c:f>Sheet1!$A$2:$A$5</c:f>
-            </c:multiLvlStrRef>
+              <c:strCache>
+                <c:ptCount val="4"/>
+                <c:pt idx="0">
+                  <c:v>Category 1</c:v>
+                </c:pt>
+                <c:pt idx="1">
+                  <c:v>Category 2</c:v>
+                </c:pt>
+                <c:pt idx="2">
+                  <c:v>Category 3</c:v>
+                </c:pt>
+                <c:pt idx="3">
+                  <c:v>Category 4</c:v>
+                </c:pt>
+              </c:strCache>
+            </c:strRef>
           </c:cat>
           <c:val>
             <c:numRef>
               <c:f>Sheet1!$B$2:$B$5</c:f>
+              <c:numCache>
+                <c:formatCode>General</c:formatCode>
+                <c:ptCount val="4"/>
+                <c:pt idx="0">
+                  <c:v>4.3</c:v>
+                </c:pt>
+                <c:pt idx="1">
+                  <c:v>2.5</c:v>
+                </c:pt>
+                <c:pt idx="2">
+                  <c:v>3.5</c:v>
+                </c:pt>
+                <c:pt idx="3">
+                  <c:v>4.5</c:v>
+                </c:pt>
+              </c:numCache>
             </c:numRef>
           </c:val>
           <c:extLst>
             <c:ext xmlns:c16="http://schemas.microsoft.com/office/drawing/2014/chart" uri="{C3380CC4-5D6E-409C-BE32-E72D297353CC}">
-              <c16:uniqueId val="{00000000-4E60-4361-BAF5-A1D72307C407}"/>
+              <c16:uniqueId val="{00000000-1BDE-4BC4-9B83-AEF2643403BB}"/>
             </c:ext>
           </c:extLst>
         </c:ser>
@@ -1041,6 +1078,12 @@
           <c:tx>
             <c:strRef>
               <c:f>Sheet1!$C$1</c:f>
+              <c:strCache>
+                <c:ptCount val="1"/>
+                <c:pt idx="0">
+                  <c:v>Series 2</c:v>
+                </c:pt>
+              </c:strCache>
             </c:strRef>
           </c:tx>
           <c:spPr>
@@ -1054,18 +1097,49 @@
           </c:spPr>
           <c:invertIfNegative val="0"/>
           <c:cat>
-            <c:multiLvlStrRef>
+            <c:strRef>
               <c:f>Sheet1!$A$2:$A$5</c:f>
-            </c:multiLvlStrRef>
+              <c:strCache>
+                <c:ptCount val="4"/>
+                <c:pt idx="0">
+                  <c:v>Category 1</c:v>
+                </c:pt>
+                <c:pt idx="1">
+                  <c:v>Category 2</c:v>
+                </c:pt>
+                <c:pt idx="2">
+                  <c:v>Category 3</c:v>
+                </c:pt>
+                <c:pt idx="3">
+                  <c:v>Category 4</c:v>
+                </c:pt>
+              </c:strCache>
+            </c:strRef>
           </c:cat>
           <c:val>
             <c:numRef>
               <c:f>Sheet1!$C$2:$C$5</c:f>
+              <c:numCache>
+                <c:formatCode>General</c:formatCode>
+                <c:ptCount val="4"/>
+                <c:pt idx="0">
+                  <c:v>2.4</c:v>
+                </c:pt>
+                <c:pt idx="1">
+                  <c:v>4.4000000000000004</c:v>
+                </c:pt>
+                <c:pt idx="2">
+                  <c:v>1.8</c:v>
+                </c:pt>
+                <c:pt idx="3">
+                  <c:v>2.8</c:v>
+                </c:pt>
+              </c:numCache>
             </c:numRef>
           </c:val>
           <c:extLst>
             <c:ext xmlns:c16="http://schemas.microsoft.com/office/drawing/2014/chart" uri="{C3380CC4-5D6E-409C-BE32-E72D297353CC}">
-              <c16:uniqueId val="{00000001-4E60-4361-BAF5-A1D72307C407}"/>
+              <c16:uniqueId val="{00000001-1BDE-4BC4-9B83-AEF2643403BB}"/>
             </c:ext>
           </c:extLst>
         </c:ser>
@@ -1079,11 +1153,11 @@
         </c:dLbls>
         <c:gapWidth val="219"/>
         <c:overlap val="-27"/>
-        <c:axId val="2700719"/>
-        <c:axId val="2074807616"/>
+        <c:axId val="109710592"/>
+        <c:axId val="53911200"/>
       </c:barChart>
       <c:catAx>
-        <c:axId val="2700719"/>
+        <c:axId val="109710592"/>
         <c:scaling>
           <c:orientation val="minMax"/>
         </c:scaling>
@@ -1126,7 +1200,7 @@
             <a:endParaRPr lang="en-US"/>
           </a:p>
         </c:txPr>
-        <c:crossAx val="2074807616"/>
+        <c:crossAx val="53911200"/>
         <c:crosses val="autoZero"/>
         <c:auto val="1"/>
         <c:lblAlgn val="ctr"/>
@@ -1134,7 +1208,7 @@
         <c:noMultiLvlLbl val="0"/>
       </c:catAx>
       <c:valAx>
-        <c:axId val="2074807616"/>
+        <c:axId val="53911200"/>
         <c:scaling>
           <c:orientation val="minMax"/>
         </c:scaling>
@@ -1185,7 +1259,7 @@
             <a:endParaRPr lang="en-US"/>
           </a:p>
         </c:txPr>
-        <c:crossAx val="2700719"/>
+        <c:crossAx val="109710592"/>
         <c:crosses val="autoZero"/>
         <c:crossBetween val="between"/>
       </c:valAx>
